--- a/AutoISF Operations Manual mydoc Aug 21 26 first Contents links restored.docx
+++ b/AutoISF Operations Manual mydoc Aug 21 26 first Contents links restored.docx
@@ -1284,8 +1284,6 @@
       <w:r>
         <w:br w:type="page"/>
       </w:r>
-      <w:bookmarkStart w:id="0" w:name="here"/>
-      <w:bookmarkEnd w:id="0"/>
     </w:p>
     <w:p>
       <w:pPr>
@@ -1516,11 +1514,11 @@
         <w:spacing w:before="400" w:after="200"/>
         <w:jc w:val="both"/>
       </w:pPr>
-      <w:bookmarkStart w:id="1" w:name="sec010"/>
+      <w:bookmarkStart w:id="0" w:name="sec010"/>
       <w:r>
         <w:t>3. Settings That Materially Affect Day-to-Day Function</w:t>
       </w:r>
-      <w:bookmarkEnd w:id="1"/>
+      <w:bookmarkEnd w:id="0"/>
     </w:p>
     <w:p>
       <w:pPr>
@@ -1536,12 +1534,12 @@
         <w:pStyle w:val="Heading2"/>
         <w:jc w:val="both"/>
       </w:pPr>
-      <w:bookmarkStart w:id="2" w:name="sec011"/>
+      <w:bookmarkStart w:id="1" w:name="sec011"/>
       <w:r>
         <w:lastRenderedPageBreak/>
         <w:t>a. The SMB delivery brake</w:t>
       </w:r>
-      <w:bookmarkEnd w:id="2"/>
+      <w:bookmarkEnd w:id="1"/>
     </w:p>
     <w:p>
       <w:pPr>
@@ -1568,11 +1566,11 @@
         <w:pStyle w:val="Heading2"/>
         <w:jc w:val="both"/>
       </w:pPr>
-      <w:bookmarkStart w:id="3" w:name="sec012"/>
+      <w:bookmarkStart w:id="2" w:name="sec012"/>
       <w:r>
         <w:t>b. Tier 3 UAM Boost: criteria, output, and duration</w:t>
       </w:r>
-      <w:bookmarkEnd w:id="3"/>
+      <w:bookmarkEnd w:id="2"/>
     </w:p>
     <w:p>
       <w:pPr>
@@ -1721,11 +1719,11 @@
         <w:pStyle w:val="Heading2"/>
         <w:jc w:val="both"/>
       </w:pPr>
-      <w:bookmarkStart w:id="4" w:name="sec013"/>
+      <w:bookmarkStart w:id="3" w:name="sec013"/>
       <w:r>
         <w:t>c. The weight system's Resting/Boosted pairs</w:t>
       </w:r>
-      <w:bookmarkEnd w:id="4"/>
+      <w:bookmarkEnd w:id="3"/>
     </w:p>
     <w:p>
       <w:pPr>
@@ -1741,11 +1739,11 @@
       <w:pPr>
         <w:pStyle w:val="Heading2"/>
       </w:pPr>
-      <w:bookmarkStart w:id="61" w:name="sec_dura_mod"/>
+      <w:bookmarkStart w:id="4" w:name="sec_dura_mod"/>
       <w:r>
         <w:t>d. Duration (dura) modifications to the AutoISF algorithm</w:t>
       </w:r>
-      <w:bookmarkEnd w:id="61"/>
+      <w:bookmarkEnd w:id="4"/>
     </w:p>
     <w:p>
       <w:pPr>
@@ -1852,10 +1850,7 @@
       </w:r>
       <w:r>
         <w:lastRenderedPageBreak/>
-        <w:t>6.0 mmol/L, dura and final ISF are both above 2.5, dura dominates every other factor and final ISF, no S</w:t>
-      </w:r>
-      <w:r>
-        <w:t>MB was delivered in 30 minutes, no 50recent state exists, and both short- and long-average deltas are within approximately plus or minus 0.1 mmol/L. Its 60-minute cooldown prevents stacking.</w:t>
+        <w:t>6.0 mmol/L, dura and final ISF are both above 2.5, dura dominates every other factor and final ISF, no SMB was delivered in 30 minutes, no 50recent state exists, and both short- and long-average deltas are within approximately plus or minus 0.1 mmol/L. Its 60-minute cooldown prevents stacking.</w:t>
       </w:r>
     </w:p>
     <w:p>
@@ -1877,13 +1872,13 @@
         <w:pStyle w:val="Heading2"/>
         <w:jc w:val="both"/>
       </w:pPr>
-      <w:bookmarkStart w:id="65" w:name="sec014"/>
-      <w:bookmarkStart w:id="62" w:name="sec_tdd_factor"/>
+      <w:bookmarkStart w:id="5" w:name="sec_tdd_factor"/>
+      <w:bookmarkStart w:id="6" w:name="sec014"/>
       <w:r>
         <w:t>e. TDD factor / sensitivity toggles</w:t>
       </w:r>
-      <w:bookmarkEnd w:id="62"/>
-      <w:bookmarkEnd w:id="65"/>
+      <w:bookmarkEnd w:id="5"/>
+      <w:bookmarkEnd w:id="6"/>
     </w:p>
     <w:p>
       <w:pPr>
@@ -1900,13 +1895,13 @@
         <w:pStyle w:val="Heading2"/>
         <w:jc w:val="both"/>
       </w:pPr>
-      <w:bookmarkStart w:id="66" w:name="sec015"/>
-      <w:bookmarkStart w:id="63" w:name="sec_overnight_guard"/>
+      <w:bookmarkStart w:id="7" w:name="sec_overnight_guard"/>
+      <w:bookmarkStart w:id="8" w:name="sec015"/>
       <w:r>
         <w:t>f. The overnight safety-guard architecture</w:t>
       </w:r>
-      <w:bookmarkEnd w:id="63"/>
-      <w:bookmarkEnd w:id="66"/>
+      <w:bookmarkEnd w:id="7"/>
+      <w:bookmarkEnd w:id="8"/>
     </w:p>
     <w:p>
       <w:pPr>
@@ -1924,11 +1919,11 @@
         <w:spacing w:before="400" w:after="200"/>
         <w:jc w:val="both"/>
       </w:pPr>
-      <w:bookmarkStart w:id="5" w:name="sec016"/>
+      <w:bookmarkStart w:id="9" w:name="sec016"/>
       <w:r>
         <w:t>4. Setting: If Steroids Are Needed</w:t>
       </w:r>
-      <w:bookmarkEnd w:id="5"/>
+      <w:bookmarkEnd w:id="9"/>
     </w:p>
     <w:p>
       <w:pPr>
@@ -1944,11 +1939,11 @@
         <w:pStyle w:val="Heading2"/>
         <w:jc w:val="both"/>
       </w:pPr>
-      <w:bookmarkStart w:id="6" w:name="sec017"/>
+      <w:bookmarkStart w:id="10" w:name="sec017"/>
       <w:r>
         <w:t>a. Turning it on</w:t>
       </w:r>
-      <w:bookmarkEnd w:id="6"/>
+      <w:bookmarkEnd w:id="10"/>
     </w:p>
     <w:p>
       <w:pPr>
@@ -1985,11 +1980,11 @@
         <w:pStyle w:val="Heading2"/>
         <w:jc w:val="both"/>
       </w:pPr>
-      <w:bookmarkStart w:id="7" w:name="sec018"/>
+      <w:bookmarkStart w:id="11" w:name="sec018"/>
       <w:r>
         <w:t>b. The escalation ladder</w:t>
       </w:r>
-      <w:bookmarkEnd w:id="7"/>
+      <w:bookmarkEnd w:id="11"/>
     </w:p>
     <w:p>
       <w:pPr>
@@ -2718,11 +2713,17 @@
         <w:pStyle w:val="Heading1"/>
         <w:jc w:val="both"/>
       </w:pPr>
-      <w:bookmarkStart w:id="8" w:name="sec019"/>
+      <w:bookmarkStart w:id="12" w:name="sec019"/>
       <w:r>
         <w:t>5. Mounjaro (MJ): three-day reduced-insulin cycle</w:t>
       </w:r>
-      <w:bookmarkEnd w:id="8"/>
+      <w:bookmarkEnd w:id="12"/>
+    </w:p>
+    <w:p>
+      <w:pPr>
+        <w:pStyle w:val="Heading1"/>
+        <w:jc w:val="both"/>
+      </w:pPr>
     </w:p>
     <w:p>
       <w:pPr>
@@ -2737,11 +2738,11 @@
         <w:pStyle w:val="Heading2"/>
         <w:jc w:val="both"/>
       </w:pPr>
-      <w:bookmarkStart w:id="9" w:name="sec020"/>
+      <w:bookmarkStart w:id="13" w:name="sec020"/>
       <w:r>
         <w:t>a. Starting the cycle</w:t>
       </w:r>
-      <w:bookmarkEnd w:id="9"/>
+      <w:bookmarkEnd w:id="13"/>
     </w:p>
     <w:p>
       <w:pPr>
@@ -2766,11 +2767,11 @@
         <w:pStyle w:val="Heading2"/>
         <w:jc w:val="both"/>
       </w:pPr>
-      <w:bookmarkStart w:id="10" w:name="sec021"/>
+      <w:bookmarkStart w:id="14" w:name="sec021"/>
       <w:r>
         <w:t>b. Day-by-day state progression</w:t>
       </w:r>
-      <w:bookmarkEnd w:id="10"/>
+      <w:bookmarkEnd w:id="14"/>
     </w:p>
     <w:p>
       <w:pPr>
@@ -2813,11 +2814,11 @@
         <w:pStyle w:val="Heading2"/>
         <w:jc w:val="both"/>
       </w:pPr>
-      <w:bookmarkStart w:id="11" w:name="sec022"/>
+      <w:bookmarkStart w:id="15" w:name="sec022"/>
       <w:r>
         <w:t>c. What changes while MJ remains active</w:t>
       </w:r>
-      <w:bookmarkEnd w:id="11"/>
+      <w:bookmarkEnd w:id="15"/>
     </w:p>
     <w:p>
       <w:pPr>
@@ -2842,12 +2843,12 @@
         <w:pStyle w:val="Heading2"/>
         <w:jc w:val="both"/>
       </w:pPr>
-      <w:bookmarkStart w:id="12" w:name="sec023"/>
+      <w:bookmarkStart w:id="16" w:name="sec023"/>
       <w:r>
         <w:lastRenderedPageBreak/>
         <w:t>d. Hypoglycaemia warnings and protective overrides</w:t>
       </w:r>
-      <w:bookmarkEnd w:id="12"/>
+      <w:bookmarkEnd w:id="16"/>
     </w:p>
     <w:p>
       <w:pPr>
@@ -2881,11 +2882,11 @@
         <w:pStyle w:val="Heading2"/>
         <w:jc w:val="both"/>
       </w:pPr>
-      <w:bookmarkStart w:id="13" w:name="sec024"/>
+      <w:bookmarkStart w:id="17" w:name="sec024"/>
       <w:r>
         <w:t>e. Automatic exit and manual restoration</w:t>
       </w:r>
-      <w:bookmarkEnd w:id="13"/>
+      <w:bookmarkEnd w:id="17"/>
     </w:p>
     <w:p>
       <w:pPr>
@@ -2911,11 +2912,11 @@
         <w:spacing w:before="400" w:after="200"/>
         <w:jc w:val="both"/>
       </w:pPr>
-      <w:bookmarkStart w:id="14" w:name="sec025"/>
+      <w:bookmarkStart w:id="18" w:name="sec025"/>
       <w:r>
         <w:t>6. Mechanism For Ignoring Or Invoking Native Automations</w:t>
       </w:r>
-      <w:bookmarkEnd w:id="14"/>
+      <w:bookmarkEnd w:id="18"/>
     </w:p>
     <w:p>
       <w:pPr>
@@ -2931,11 +2932,11 @@
         <w:pStyle w:val="Heading2"/>
         <w:jc w:val="both"/>
       </w:pPr>
-      <w:bookmarkStart w:id="15" w:name="sec026"/>
+      <w:bookmarkStart w:id="19" w:name="sec026"/>
       <w:r>
         <w:t>a. The reconciliation mechanism</w:t>
       </w:r>
-      <w:bookmarkEnd w:id="15"/>
+      <w:bookmarkEnd w:id="19"/>
     </w:p>
     <w:p>
       <w:pPr>
@@ -3284,12 +3285,12 @@
         <w:pStyle w:val="Heading2"/>
         <w:jc w:val="both"/>
       </w:pPr>
-      <w:bookmarkStart w:id="16" w:name="sec027"/>
+      <w:bookmarkStart w:id="20" w:name="sec027"/>
       <w:r>
         <w:lastRenderedPageBreak/>
         <w:t>b. The suppression only applies while AutoISF is actually the active algorithm</w:t>
       </w:r>
-      <w:bookmarkEnd w:id="16"/>
+      <w:bookmarkEnd w:id="20"/>
     </w:p>
     <w:p>
       <w:pPr>
@@ -3307,22 +3308,22 @@
         <w:spacing w:before="400" w:after="200"/>
         <w:jc w:val="both"/>
       </w:pPr>
-      <w:bookmarkStart w:id="17" w:name="sec028"/>
+      <w:bookmarkStart w:id="21" w:name="sec028"/>
       <w:r>
         <w:t>7. Other Idiosyncrasies Worth Knowing</w:t>
       </w:r>
-      <w:bookmarkEnd w:id="17"/>
+      <w:bookmarkEnd w:id="21"/>
     </w:p>
     <w:p>
       <w:pPr>
         <w:pStyle w:val="Heading2"/>
         <w:jc w:val="both"/>
       </w:pPr>
-      <w:bookmarkStart w:id="18" w:name="sec029"/>
+      <w:bookmarkStart w:id="22" w:name="sec029"/>
       <w:r>
         <w:t>a. CarePortal note codes as a compact diagnostic language</w:t>
       </w:r>
-      <w:bookmarkEnd w:id="18"/>
+      <w:bookmarkEnd w:id="22"/>
     </w:p>
     <w:p>
       <w:pPr>
@@ -3670,11 +3671,11 @@
         <w:pStyle w:val="Heading2"/>
         <w:jc w:val="both"/>
       </w:pPr>
-      <w:bookmarkStart w:id="19" w:name="sec030"/>
+      <w:bookmarkStart w:id="23" w:name="sec030"/>
       <w:r>
         <w:t>b. MJ as the fork's other major state machine</w:t>
       </w:r>
-      <w:bookmarkEnd w:id="19"/>
+      <w:bookmarkEnd w:id="23"/>
     </w:p>
     <w:p>
       <w:pPr>
@@ -3691,11 +3692,11 @@
         <w:pStyle w:val="Heading2"/>
         <w:jc w:val="both"/>
       </w:pPr>
-      <w:bookmarkStart w:id="20" w:name="sec031"/>
+      <w:bookmarkStart w:id="24" w:name="sec031"/>
       <w:r>
         <w:t>c. The AIV/UKFcheck export pipeline has more moving parts than it looks</w:t>
       </w:r>
-      <w:bookmarkEnd w:id="20"/>
+      <w:bookmarkEnd w:id="24"/>
     </w:p>
     <w:p>
       <w:pPr>
@@ -3712,12 +3713,12 @@
         <w:pStyle w:val="Heading2"/>
         <w:jc w:val="both"/>
       </w:pPr>
-      <w:bookmarkStart w:id="21" w:name="sec032"/>
+      <w:bookmarkStart w:id="25" w:name="sec032"/>
       <w:r>
         <w:lastRenderedPageBreak/>
         <w:t>d. A concrete regression pattern worth remembering</w:t>
       </w:r>
-      <w:bookmarkEnd w:id="21"/>
+      <w:bookmarkEnd w:id="25"/>
     </w:p>
     <w:p>
       <w:pPr>
@@ -3734,22 +3735,22 @@
         <w:pStyle w:val="Heading1"/>
         <w:jc w:val="both"/>
       </w:pPr>
-      <w:bookmarkStart w:id="22" w:name="sec033"/>
+      <w:bookmarkStart w:id="26" w:name="sec033"/>
       <w:r>
         <w:t>8. Manual controls and AIV history</w:t>
       </w:r>
-      <w:bookmarkEnd w:id="22"/>
+      <w:bookmarkEnd w:id="26"/>
     </w:p>
     <w:p>
       <w:pPr>
         <w:pStyle w:val="Heading2"/>
         <w:jc w:val="both"/>
       </w:pPr>
-      <w:bookmarkStart w:id="23" w:name="sec034"/>
+      <w:bookmarkStart w:id="27" w:name="sec034"/>
       <w:r>
         <w:t>a. Bolus calculator: screen, calculation and follow-up dosing</w:t>
       </w:r>
-      <w:bookmarkEnd w:id="23"/>
+      <w:bookmarkEnd w:id="27"/>
     </w:p>
     <w:p>
       <w:pPr>
@@ -3895,11 +3896,11 @@
         <w:pStyle w:val="Heading2"/>
         <w:jc w:val="both"/>
       </w:pPr>
-      <w:bookmarkStart w:id="24" w:name="sec035"/>
+      <w:bookmarkStart w:id="28" w:name="sec035"/>
       <w:r>
         <w:t>b. Lists 1 and 2: mechanism, current status and confirmation</w:t>
       </w:r>
-      <w:bookmarkEnd w:id="24"/>
+      <w:bookmarkEnd w:id="28"/>
     </w:p>
     <w:p>
       <w:pPr>
@@ -3996,11 +3997,11 @@
         <w:pStyle w:val="Heading2"/>
         <w:jc w:val="both"/>
       </w:pPr>
-      <w:bookmarkStart w:id="25" w:name="sec036"/>
+      <w:bookmarkStart w:id="29" w:name="sec036"/>
       <w:r>
         <w:t>c. AIV table: popup population and backup/export behavior</w:t>
       </w:r>
-      <w:bookmarkEnd w:id="25"/>
+      <w:bookmarkEnd w:id="29"/>
     </w:p>
     <w:p>
       <w:pPr>
@@ -4086,11 +4087,11 @@
         <w:pStyle w:val="Heading2"/>
         <w:jc w:val="both"/>
       </w:pPr>
-      <w:bookmarkStart w:id="26" w:name="sec8_list_tt_catalogue"/>
+      <w:bookmarkStart w:id="30" w:name="sec8_list_tt_catalogue"/>
       <w:r>
         <w:t>d. List 1 and List 2 temporary-target command catalogue</w:t>
       </w:r>
-      <w:bookmarkEnd w:id="26"/>
+      <w:bookmarkEnd w:id="30"/>
     </w:p>
     <w:p>
       <w:pPr>
@@ -4106,11 +4107,11 @@
         <w:pStyle w:val="Heading3"/>
         <w:jc w:val="both"/>
       </w:pPr>
-      <w:bookmarkStart w:id="27" w:name="sec8_list1_tt_codes"/>
+      <w:bookmarkStart w:id="31" w:name="sec8_list1_tt_codes"/>
       <w:r>
         <w:t>List 1 - settings and command codes</w:t>
       </w:r>
-      <w:bookmarkEnd w:id="27"/>
+      <w:bookmarkEnd w:id="31"/>
     </w:p>
     <w:tbl>
       <w:tblPr>
@@ -6058,11 +6059,11 @@
         <w:pStyle w:val="Heading3"/>
         <w:jc w:val="both"/>
       </w:pPr>
-      <w:bookmarkStart w:id="28" w:name="sec8_list2_tt_codes"/>
+      <w:bookmarkStart w:id="32" w:name="sec8_list2_tt_codes"/>
       <w:r>
         <w:t>List 2 - actions, relay codes and local graph controls</w:t>
       </w:r>
-      <w:bookmarkEnd w:id="28"/>
+      <w:bookmarkEnd w:id="32"/>
     </w:p>
     <w:tbl>
       <w:tblPr>
@@ -7048,22 +7049,22 @@
         <w:pStyle w:val="Heading1"/>
         <w:jc w:val="both"/>
       </w:pPr>
-      <w:bookmarkStart w:id="29" w:name="sec037"/>
+      <w:bookmarkStart w:id="33" w:name="sec037"/>
       <w:r>
         <w:t>9. GUI display changes</w:t>
       </w:r>
-      <w:bookmarkEnd w:id="29"/>
+      <w:bookmarkEnd w:id="33"/>
     </w:p>
     <w:p>
       <w:pPr>
         <w:pStyle w:val="Heading2"/>
         <w:jc w:val="both"/>
       </w:pPr>
-      <w:bookmarkStart w:id="30" w:name="sec038"/>
+      <w:bookmarkStart w:id="34" w:name="sec038"/>
       <w:r>
         <w:t>a. Graph types and the triggers for each</w:t>
       </w:r>
-      <w:bookmarkEnd w:id="30"/>
+      <w:bookmarkEnd w:id="34"/>
     </w:p>
     <w:p>
       <w:pPr>
@@ -7131,11 +7132,11 @@
         <w:pStyle w:val="Heading2"/>
         <w:jc w:val="both"/>
       </w:pPr>
-      <w:bookmarkStart w:id="31" w:name="sec039"/>
+      <w:bookmarkStart w:id="35" w:name="sec039"/>
       <w:r>
         <w:t>b. Colour changes driven by AutoISF input</w:t>
       </w:r>
-      <w:bookmarkEnd w:id="31"/>
+      <w:bookmarkEnd w:id="35"/>
     </w:p>
     <w:p>
       <w:pPr>
@@ -7187,11 +7188,11 @@
         <w:pStyle w:val="Heading2"/>
         <w:jc w:val="both"/>
       </w:pPr>
-      <w:bookmarkStart w:id="32" w:name="sec040"/>
+      <w:bookmarkStart w:id="36" w:name="sec040"/>
       <w:r>
         <w:t>c. Information shown on each graph</w:t>
       </w:r>
-      <w:bookmarkEnd w:id="32"/>
+      <w:bookmarkEnd w:id="36"/>
     </w:p>
     <w:p>
       <w:pPr>
@@ -7291,11 +7292,11 @@
       <w:pPr>
         <w:pStyle w:val="Heading2"/>
       </w:pPr>
-      <w:bookmarkStart w:id="64" w:name="sec_carb_graphs"/>
+      <w:bookmarkStart w:id="37" w:name="sec_carb_graphs"/>
       <w:r>
         <w:t>d. What the different carbohydrate graphs mean</w:t>
       </w:r>
-      <w:bookmarkEnd w:id="64"/>
+      <w:bookmarkEnd w:id="37"/>
     </w:p>
     <w:p>
       <w:pPr>
@@ -7397,25 +7398,30 @@
     </w:p>
     <w:p>
       <w:pPr>
+        <w:ind w:left="720"/>
+      </w:pPr>
+    </w:p>
+    <w:p>
+      <w:pPr>
         <w:pStyle w:val="Heading1"/>
         <w:jc w:val="both"/>
       </w:pPr>
-      <w:bookmarkStart w:id="33" w:name="sec10_progress_outcomes"/>
+      <w:bookmarkStart w:id="38" w:name="sec10_progress_outcomes"/>
       <w:r>
         <w:t>10. Factors affecting progress and hypoglycaemia outcomes</w:t>
       </w:r>
-      <w:bookmarkEnd w:id="33"/>
+      <w:bookmarkEnd w:id="38"/>
     </w:p>
     <w:p>
       <w:pPr>
         <w:pStyle w:val="Heading2"/>
         <w:jc w:val="both"/>
       </w:pPr>
-      <w:bookmarkStart w:id="34" w:name="sec10_pod_age"/>
+      <w:bookmarkStart w:id="39" w:name="sec10_pod_age"/>
       <w:r>
         <w:t>a. Pod age and pump-type qualification</w:t>
       </w:r>
-      <w:bookmarkEnd w:id="34"/>
+      <w:bookmarkEnd w:id="39"/>
     </w:p>
     <w:p>
       <w:pPr>
@@ -7431,11 +7437,11 @@
         <w:pStyle w:val="Heading2"/>
         <w:jc w:val="both"/>
       </w:pPr>
-      <w:bookmarkStart w:id="35" w:name="sec10_bolus_hp"/>
+      <w:bookmarkStart w:id="40" w:name="sec10_bolus_hp"/>
       <w:r>
         <w:t>b. Projected HP at bolus-calculator initiation</w:t>
       </w:r>
-      <w:bookmarkEnd w:id="35"/>
+      <w:bookmarkEnd w:id="40"/>
     </w:p>
     <w:p>
       <w:pPr>
@@ -7443,11 +7449,11 @@
         <w:jc w:val="both"/>
       </w:pPr>
       <w:r>
-        <w:t xml:space="preserve">The Wizard calculation already includes a projected-HP safety assessment during each live recalculation, including the initial display and Quick Wizard calculations that use the same BolusWizard engine. It is a prospective bolus-specific HP, not the live APS HP2 value: projected HP = current glucose - positive IOB - the percentage-adjusted proposed bolus, plus only negative current and short-average delta contributions at one quarter weight. When projected </w:t>
+        <w:t xml:space="preserve">The Wizard calculation already includes a projected-HP safety assessment during each live recalculation, including the initial display and Quick Wizard calculations that use the same BolusWizard engine. It is a prospective bolus-specific HP, not the live APS HP2 value: projected HP = current glucose - positive IOB - the percentage-adjusted </w:t>
       </w:r>
       <w:r>
         <w:lastRenderedPageBreak/>
-        <w:t>HP is at most 6.5 mmol/L, glucose is below 10.0 mmol/L, both rise measures are at least 0.6 mmol/L per five minutes, positive IOB is at least 2.0 U, and the proposal is at least 0.75 U, COB-derived insulin is removed and the remainder is reduced to 75%. The recalculated lower dose is shown directly as the proposed dose before confirmation; it is not merely a warning offering a later manual reduction.</w:t>
+        <w:t>proposed bolus, plus only negative current and short-average delta contributions at one quarter weight. When projected HP is at most 6.5 mmol/L, glucose is below 10.0 mmol/L, both rise measures are at least 0.6 mmol/L per five minutes, positive IOB is at least 2.0 U, and the proposal is at least 0.75 U, COB-derived insulin is removed and the remainder is reduced to 75%. The recalculated lower dose is shown directly as the proposed dose before confirmation; it is not merely a warning offering a later manual reduction.</w:t>
       </w:r>
     </w:p>
     <w:p>
@@ -7455,11 +7461,11 @@
         <w:pStyle w:val="Heading2"/>
         <w:jc w:val="both"/>
       </w:pPr>
-      <w:bookmarkStart w:id="36" w:name="sec10_recent50_progress"/>
+      <w:bookmarkStart w:id="41" w:name="sec10_recent50_progress"/>
       <w:r>
         <w:t>c. Effects of 50recent, a 50% profile and a hypo temporary target on progress</w:t>
       </w:r>
-      <w:bookmarkEnd w:id="36"/>
+      <w:bookmarkEnd w:id="41"/>
     </w:p>
     <w:p>
       <w:pPr>
@@ -7475,11 +7481,11 @@
         <w:pStyle w:val="Heading2"/>
         <w:jc w:val="both"/>
       </w:pPr>
-      <w:bookmarkStart w:id="37" w:name="sec10_hypo_causes_outcomes"/>
+      <w:bookmarkStart w:id="42" w:name="sec10_hypo_causes_outcomes"/>
       <w:r>
         <w:t>d. Hypoglycaemia warning causes and outcomes</w:t>
       </w:r>
-      <w:bookmarkEnd w:id="37"/>
+      <w:bookmarkEnd w:id="42"/>
     </w:p>
     <w:p>
       <w:pPr>
@@ -7492,25 +7498,31 @@
     </w:p>
     <w:p>
       <w:pPr>
+        <w:ind w:left="720"/>
+        <w:jc w:val="both"/>
+      </w:pPr>
+    </w:p>
+    <w:p>
+      <w:pPr>
         <w:pStyle w:val="Heading1"/>
         <w:jc w:val="both"/>
       </w:pPr>
-      <w:bookmarkStart w:id="38" w:name="sec11_ukf"/>
+      <w:bookmarkStart w:id="43" w:name="sec11_ukf"/>
       <w:r>
         <w:t>11. UKF: formulas, roles and initial comparison assessment</w:t>
       </w:r>
-      <w:bookmarkEnd w:id="38"/>
+      <w:bookmarkEnd w:id="43"/>
     </w:p>
     <w:p>
       <w:pPr>
         <w:pStyle w:val="Heading2"/>
         <w:jc w:val="both"/>
       </w:pPr>
-      <w:bookmarkStart w:id="39" w:name="sec11_ukf_roles"/>
+      <w:bookmarkStart w:id="44" w:name="sec11_ukf_roles"/>
       <w:r>
         <w:t>a. The UKF variants and where each is used</w:t>
       </w:r>
-      <w:bookmarkEnd w:id="39"/>
+      <w:bookmarkEnd w:id="44"/>
     </w:p>
     <w:p>
       <w:pPr>
@@ -7526,11 +7538,11 @@
         <w:pStyle w:val="Heading2"/>
         <w:jc w:val="both"/>
       </w:pPr>
-      <w:bookmarkStart w:id="40" w:name="sec11_ukf_formula"/>
+      <w:bookmarkStart w:id="45" w:name="sec11_ukf_formula"/>
       <w:r>
         <w:t>b. Formula and full explanation of each</w:t>
       </w:r>
-      <w:bookmarkEnd w:id="40"/>
+      <w:bookmarkEnd w:id="45"/>
     </w:p>
     <w:p>
       <w:pPr>
@@ -7547,11 +7559,8 @@
         <w:jc w:val="both"/>
       </w:pPr>
       <w:r>
-        <w:t xml:space="preserve">UKF1 formula and meaning. UKF1 applies the common UKF prediction/update pass to raw readings and then, for the retrospective graph, applies Rauch-Tung-Striebel backward smoothing: x_s(k) = x_f(k) + C(k)[x_s(k+1) - </w:t>
-      </w:r>
-      <w:r>
         <w:lastRenderedPageBreak/>
-        <w:t>x_pred(k+1)], where C is formed from the filtered covariance, transition model and next predicted covariance. This uses later points to improve earlier displayed estimates, so the retrospective UKF1 graph must not be mistaken for a value that was fully available in real time. The live UKFset1 form performs only the causal incremental prediction/update for the newest point and persists that current state. A gap over seven minutes inflates uncertainty and decays the rate; a non-positive gap or one over 60 minutes starts a fresh state. Optional graph calibration is G_cal = max(40, slope x G_UKF1 + offset), with the offset converted to mg/dL when the displayed preference is in mmol/L.</w:t>
+        <w:t>UKF1 formula and meaning. UKF1 applies the common UKF prediction/update pass to raw readings and then, for the retrospective graph, applies Rauch-Tung-Striebel backward smoothing: x_s(k) = x_f(k) + C(k)[x_s(k+1) - x_pred(k+1)], where C is formed from the filtered covariance, transition model and next predicted covariance. This uses later points to improve earlier displayed estimates, so the retrospective UKF1 graph must not be mistaken for a value that was fully available in real time. The live UKFset1 form performs only the causal incremental prediction/update for the newest point and persists that current state. A gap over seven minutes inflates uncertainty and decays the rate; a non-positive gap or one over 60 minutes starts a fresh state. Optional graph calibration is G_cal = max(40, slope x G_UKF1 + offset), with the offset converted to mg/dL when the displayed preference is in mmol/L.</w:t>
       </w:r>
     </w:p>
     <w:p>
@@ -7586,11 +7595,11 @@
         <w:pStyle w:val="Heading2"/>
         <w:jc w:val="both"/>
       </w:pPr>
-      <w:bookmarkStart w:id="41" w:name="sec11_ukf_progress"/>
+      <w:bookmarkStart w:id="46" w:name="sec11_ukf_progress"/>
       <w:r>
         <w:t>c. Progress of the initial UKF-check assessment and earliest-change question</w:t>
       </w:r>
-      <w:bookmarkEnd w:id="41"/>
+      <w:bookmarkEnd w:id="46"/>
     </w:p>
     <w:p>
       <w:pPr>
@@ -7621,25 +7630,31 @@
     </w:p>
     <w:p>
       <w:pPr>
+        <w:ind w:left="720"/>
+        <w:jc w:val="both"/>
+      </w:pPr>
+    </w:p>
+    <w:p>
+      <w:pPr>
         <w:pStyle w:val="Heading1"/>
         <w:jc w:val="both"/>
       </w:pPr>
-      <w:bookmarkStart w:id="42" w:name="sec12_battery"/>
+      <w:bookmarkStart w:id="47" w:name="sec12_battery"/>
       <w:r>
         <w:t>12. Battery 1% automation and profile recovery</w:t>
       </w:r>
-      <w:bookmarkEnd w:id="42"/>
+      <w:bookmarkEnd w:id="47"/>
     </w:p>
     <w:p>
       <w:pPr>
         <w:pStyle w:val="Heading2"/>
         <w:jc w:val="both"/>
       </w:pPr>
-      <w:bookmarkStart w:id="43" w:name="sec12_battery_low"/>
+      <w:bookmarkStart w:id="48" w:name="sec12_battery_low"/>
       <w:r>
         <w:t>a. Battery1pc: action at 1% or below</w:t>
       </w:r>
-      <w:bookmarkEnd w:id="43"/>
+      <w:bookmarkEnd w:id="48"/>
     </w:p>
     <w:p>
       <w:pPr>
@@ -7647,7 +7662,11 @@
         <w:jc w:val="both"/>
       </w:pPr>
       <w:r>
-        <w:t>Battery1pc is checked with a 20-minute floor. It can fire only when the active profile percentage is 100%, Automation State Profile is PP130, C100 or AllOK, the receiving phone reports battery at or below 1%, and the active pump is not Virtual Pump. It deliberately has no pod/cannula-age condition: critical phone battery applies equally to patch and tubed live-pump systems. When it fires, it switches immediately to the named Current Profile50, raises the urgent Batt1% notification, adds the main-graph announcement Batt1% and CarePortal note Bt&lt;1%, sends LowBattery by the ordinary SMS route and to the configured battery-alert numbers, and records the run. The profile switch makes the 100% precondition false on the next loop, providing an additional self-guard against repeated action.</w:t>
+        <w:t xml:space="preserve">Battery1pc is checked with a 20-minute floor. It can fire only when the active profile percentage is 100%, Automation State Profile is PP130, C100 or AllOK, the receiving phone reports battery at or below 1%, and the active pump is not Virtual Pump. It deliberately has no pod/cannula-age condition: critical phone battery applies equally to patch and tubed live-pump systems. When it fires, it switches immediately to the named Current Profile50, raises the urgent Batt1% notification, adds the main-graph announcement Batt1% and CarePortal note Bt&lt;1%, sends LowBattery by </w:t>
+      </w:r>
+      <w:r>
+        <w:lastRenderedPageBreak/>
+        <w:t>the ordinary SMS route and to the configured battery-alert numbers, and records the run. The profile switch makes the 100% precondition false on the next loop, providing an additional self-guard against repeated action.</w:t>
       </w:r>
     </w:p>
     <w:p>
@@ -7655,12 +7674,11 @@
         <w:pStyle w:val="Heading2"/>
         <w:jc w:val="both"/>
       </w:pPr>
-      <w:bookmarkStart w:id="44" w:name="sec12_battery_recovery"/>
-      <w:r>
-        <w:lastRenderedPageBreak/>
+      <w:bookmarkStart w:id="49" w:name="sec12_battery_recovery"/>
+      <w:r>
         <w:t>b. BatteryOver1pc: restoration after recovery</w:t>
       </w:r>
-      <w:bookmarkEnd w:id="44"/>
+      <w:bookmarkEnd w:id="49"/>
     </w:p>
     <w:p>
       <w:pPr>
@@ -7677,11 +7695,11 @@
         <w:spacing w:before="400" w:after="200"/>
         <w:jc w:val="both"/>
       </w:pPr>
-      <w:bookmarkStart w:id="45" w:name="sec041"/>
+      <w:bookmarkStart w:id="50" w:name="sec041"/>
       <w:r>
         <w:t>Appendix A — Installation and explanatory information</w:t>
       </w:r>
-      <w:bookmarkEnd w:id="45"/>
+      <w:bookmarkEnd w:id="50"/>
     </w:p>
     <w:p>
       <w:pPr>
@@ -7706,11 +7724,11 @@
         <w:pStyle w:val="Heading2"/>
         <w:jc w:val="both"/>
       </w:pPr>
-      <w:bookmarkStart w:id="46" w:name="sec042"/>
+      <w:bookmarkStart w:id="51" w:name="sec042"/>
       <w:r>
         <w:t>a. Version tag &amp; build identification</w:t>
       </w:r>
-      <w:bookmarkEnd w:id="46"/>
+      <w:bookmarkEnd w:id="51"/>
     </w:p>
     <w:p>
       <w:pPr>
@@ -7727,11 +7745,11 @@
         <w:pStyle w:val="Heading2"/>
         <w:jc w:val="both"/>
       </w:pPr>
-      <w:bookmarkStart w:id="47" w:name="sec043"/>
+      <w:bookmarkStart w:id="52" w:name="sec043"/>
       <w:r>
         <w:t>b. Per-device backup/export folder naming</w:t>
       </w:r>
-      <w:bookmarkEnd w:id="47"/>
+      <w:bookmarkEnd w:id="52"/>
     </w:p>
     <w:p>
       <w:pPr>
@@ -8187,6 +8205,7 @@
                 <w:sz w:val="18"/>
                 <w:szCs w:val="18"/>
               </w:rPr>
+              <w:lastRenderedPageBreak/>
               <w:t>aapsclient2</w:t>
             </w:r>
           </w:p>
@@ -8256,15 +8275,7 @@
                 <w:sz w:val="18"/>
                 <w:szCs w:val="18"/>
               </w:rPr>
-              <w:t xml:space="preserve">A second, independent Client mirror — same mechanism as aapsclient, distinct </w:t>
-            </w:r>
-            <w:r>
-              <w:rPr>
-                <w:sz w:val="18"/>
-                <w:szCs w:val="18"/>
-              </w:rPr>
-              <w:lastRenderedPageBreak/>
-              <w:t>app/prefs, lets one phone run two separate mirror instances.</w:t>
+              <w:t>A second, independent Client mirror — same mechanism as aapsclient, distinct app/prefs, lets one phone run two separate mirror instances.</w:t>
             </w:r>
           </w:p>
         </w:tc>
@@ -8282,11 +8293,11 @@
         <w:pStyle w:val="Heading1"/>
         <w:jc w:val="both"/>
       </w:pPr>
-      <w:bookmarkStart w:id="48" w:name="appendix_b_contents"/>
+      <w:bookmarkStart w:id="53" w:name="appendix_b_contents"/>
       <w:r>
         <w:t>Appendix B — Contents</w:t>
       </w:r>
-      <w:bookmarkEnd w:id="48"/>
+      <w:bookmarkEnd w:id="53"/>
     </w:p>
     <w:p>
       <w:pPr>
@@ -9180,11 +9191,11 @@
       <w:r>
         <w:br/>
       </w:r>
-      <w:bookmarkStart w:id="49" w:name="Top"/>
+      <w:bookmarkStart w:id="54" w:name="Top"/>
       <w:r>
         <w:t>AutoISF Settings Reference</w:t>
       </w:r>
-      <w:bookmarkEnd w:id="49"/>
+      <w:bookmarkEnd w:id="54"/>
     </w:p>
     <w:p>
       <w:pPr>
@@ -9222,11 +9233,11 @@
         <w:pStyle w:val="Heading1"/>
         <w:jc w:val="both"/>
       </w:pPr>
-      <w:bookmarkStart w:id="50" w:name="TOC"/>
+      <w:bookmarkStart w:id="55" w:name="TOC"/>
       <w:r>
         <w:t>Contents</w:t>
       </w:r>
-      <w:bookmarkEnd w:id="50"/>
+      <w:bookmarkEnd w:id="55"/>
     </w:p>
     <w:p>
       <w:pPr>
@@ -9328,7 +9339,19 @@
           <w:rPr>
             <w:rStyle w:val="Hyperlink"/>
           </w:rPr>
-          <w:t>Related Settings Present In The Export, Outside This Document's Tables</w:t>
+          <w:t>Related Settings Prese</w:t>
+        </w:r>
+        <w:r>
+          <w:rPr>
+            <w:rStyle w:val="Hyperlink"/>
+          </w:rPr>
+          <w:t>n</w:t>
+        </w:r>
+        <w:r>
+          <w:rPr>
+            <w:rStyle w:val="Hyperlink"/>
+          </w:rPr>
+          <w:t>t In The Export, Outside This Document's Tables</w:t>
         </w:r>
       </w:hyperlink>
     </w:p>
@@ -9396,11 +9419,11 @@
         <w:spacing w:before="400" w:after="200"/>
         <w:jc w:val="both"/>
       </w:pPr>
-      <w:bookmarkStart w:id="51" w:name="sec001"/>
+      <w:bookmarkStart w:id="56" w:name="sec001"/>
       <w:r>
         <w:t>Auto ISF — top level</w:t>
       </w:r>
-      <w:bookmarkEnd w:id="51"/>
+      <w:bookmarkEnd w:id="56"/>
       <w:r>
         <w:t xml:space="preserve"> </w:t>
       </w:r>
@@ -9835,11 +9858,11 @@
         <w:spacing w:before="400" w:after="200"/>
         <w:jc w:val="both"/>
       </w:pPr>
-      <w:bookmarkStart w:id="52" w:name="sec002"/>
+      <w:bookmarkStart w:id="57" w:name="sec002"/>
       <w:r>
         <w:t>Activity Monitor</w:t>
       </w:r>
-      <w:bookmarkEnd w:id="52"/>
+      <w:bookmarkEnd w:id="57"/>
       <w:r>
         <w:t xml:space="preserve"> </w:t>
       </w:r>
@@ -10158,11 +10181,11 @@
         <w:spacing w:before="400" w:after="200"/>
         <w:jc w:val="both"/>
       </w:pPr>
-      <w:bookmarkStart w:id="53" w:name="sec003"/>
+      <w:bookmarkStart w:id="58" w:name="sec003"/>
       <w:r>
         <w:t>AutoISF settings → Libre special settings</w:t>
       </w:r>
-      <w:bookmarkEnd w:id="53"/>
+      <w:bookmarkEnd w:id="58"/>
       <w:r>
         <w:t xml:space="preserve"> </w:t>
       </w:r>
@@ -10757,11 +10780,11 @@
         <w:spacing w:before="400" w:after="200"/>
         <w:jc w:val="both"/>
       </w:pPr>
-      <w:bookmarkStart w:id="54" w:name="sec004"/>
+      <w:bookmarkStart w:id="59" w:name="sec004"/>
       <w:r>
         <w:t>AutoISF settings → weight system</w:t>
       </w:r>
-      <w:bookmarkEnd w:id="54"/>
+      <w:bookmarkEnd w:id="59"/>
       <w:r>
         <w:t xml:space="preserve"> </w:t>
       </w:r>
@@ -11890,11 +11913,11 @@
         <w:spacing w:before="400" w:after="200"/>
         <w:jc w:val="both"/>
       </w:pPr>
-      <w:bookmarkStart w:id="55" w:name="sec005"/>
+      <w:bookmarkStart w:id="60" w:name="sec005"/>
       <w:r>
         <w:t>AutoISF settings → SMB delivery settings</w:t>
       </w:r>
-      <w:bookmarkEnd w:id="55"/>
+      <w:bookmarkEnd w:id="60"/>
       <w:r>
         <w:t xml:space="preserve"> </w:t>
       </w:r>
@@ -14274,11 +14297,11 @@
         <w:spacing w:before="400" w:after="200"/>
         <w:jc w:val="both"/>
       </w:pPr>
-      <w:bookmarkStart w:id="56" w:name="sec006"/>
+      <w:bookmarkStart w:id="61" w:name="sec006"/>
       <w:r>
         <w:t>Notes</w:t>
       </w:r>
-      <w:bookmarkEnd w:id="56"/>
+      <w:bookmarkEnd w:id="61"/>
       <w:r>
         <w:t xml:space="preserve"> </w:t>
       </w:r>
@@ -14317,12 +14340,12 @@
         <w:spacing w:before="400" w:after="200"/>
         <w:jc w:val="both"/>
       </w:pPr>
-      <w:bookmarkStart w:id="57" w:name="sec007"/>
+      <w:bookmarkStart w:id="62" w:name="sec007"/>
       <w:r>
         <w:lastRenderedPageBreak/>
         <w:t>Not Yet In This Snapshot (added after build 650)</w:t>
       </w:r>
-      <w:bookmarkEnd w:id="57"/>
+      <w:bookmarkEnd w:id="62"/>
       <w:r>
         <w:t xml:space="preserve"> </w:t>
       </w:r>
@@ -14379,11 +14402,11 @@
         <w:spacing w:before="400" w:after="200"/>
         <w:jc w:val="both"/>
       </w:pPr>
-      <w:bookmarkStart w:id="58" w:name="sec008"/>
+      <w:bookmarkStart w:id="63" w:name="sec008"/>
       <w:r>
         <w:t>Related Settings Present In The Export, Outside This Document's Tables</w:t>
       </w:r>
-      <w:bookmarkEnd w:id="58"/>
+      <w:bookmarkEnd w:id="63"/>
       <w:r>
         <w:t xml:space="preserve"> </w:t>
       </w:r>
@@ -14476,11 +14499,11 @@
         <w:spacing w:before="400" w:after="200"/>
         <w:jc w:val="both"/>
       </w:pPr>
-      <w:bookmarkStart w:id="59" w:name="sec009"/>
+      <w:bookmarkStart w:id="64" w:name="sec009"/>
       <w:r>
         <w:t>Internal / Non-Setting Keys In This Export</w:t>
       </w:r>
-      <w:bookmarkEnd w:id="59"/>
+      <w:bookmarkEnd w:id="64"/>
       <w:r>
         <w:t xml:space="preserve"> </w:t>
       </w:r>
@@ -15545,8 +15568,8 @@
       <w:pPr>
         <w:jc w:val="both"/>
       </w:pPr>
-      <w:bookmarkStart w:id="60" w:name="Bottom"/>
-      <w:bookmarkEnd w:id="60"/>
+      <w:bookmarkStart w:id="65" w:name="Bottom"/>
+      <w:bookmarkEnd w:id="65"/>
     </w:p>
     <w:p>
       <w:pPr>
@@ -15556,6 +15579,14 @@
       <w:r>
         <w:t>List 1 and List 2 command/temporary-target reference</w:t>
       </w:r>
+      <w:bookmarkStart w:id="66" w:name="here"/>
+      <w:bookmarkEnd w:id="66"/>
+    </w:p>
+    <w:p>
+      <w:pPr>
+        <w:pStyle w:val="Heading1"/>
+        <w:jc w:val="both"/>
+      </w:pPr>
     </w:p>
     <w:p>
       <w:pPr>
@@ -16263,7 +16294,14 @@
               <w:rPr>
                 <w:sz w:val="15"/>
               </w:rPr>
-              <w:t>Pump/Virtual: local value shown and changed after confirmation. Client: mirrored pump value shown when available; local Client preference is not changed.</w:t>
+              <w:t xml:space="preserve">Pump/Virtual: local value shown and changed after confirmation. Client: mirrored pump value shown when </w:t>
+            </w:r>
+            <w:r>
+              <w:rPr>
+                <w:sz w:val="15"/>
+              </w:rPr>
+              <w:lastRenderedPageBreak/>
+              <w:t>available; local Client preference is not changed.</w:t>
             </w:r>
           </w:p>
         </w:tc>
@@ -17374,14 +17412,14 @@
               <w:rPr>
                 <w:sz w:val="15"/>
               </w:rPr>
-              <w:t xml:space="preserve">Pump/Virtual: local value shown and changed after confirmation. Client: mirrored pump value shown when </w:t>
+              <w:t xml:space="preserve">Pump/Virtual: local value shown and changed after confirmation. Client: </w:t>
             </w:r>
             <w:r>
               <w:rPr>
                 <w:sz w:val="15"/>
               </w:rPr>
               <w:lastRenderedPageBreak/>
-              <w:t>available; local Client preference is not changed.</w:t>
+              <w:t>mirrored pump value shown when available; local Client preference is not changed.</w:t>
             </w:r>
           </w:p>
         </w:tc>
@@ -29221,6 +29259,18 @@
       <w:shd w:val="clear" w:color="auto" w:fill="E1DFDD"/>
     </w:rPr>
   </w:style>
+  <w:style w:type="character" w:styleId="FollowedHyperlink">
+    <w:name w:val="FollowedHyperlink"/>
+    <w:basedOn w:val="DefaultParagraphFont"/>
+    <w:uiPriority w:val="99"/>
+    <w:semiHidden/>
+    <w:unhideWhenUsed/>
+    <w:rsid w:val="00EE2DF5"/>
+    <w:rPr>
+      <w:color w:val="96607D" w:themeColor="followedHyperlink"/>
+      <w:u w:val="single"/>
+    </w:rPr>
+  </w:style>
 </w:styles>
 </file>
 
